--- a/atelier/atelier_019.docx
+++ b/atelier/atelier_019.docx
@@ -525,7 +525,7 @@
         </w:numPr>
       </w:pPr>
       <w:r>
-        <w:t xml:space="preserve">Intégrer les nouvelles responsabilités au RACI existant : les zones grises clarifiées rejoignent la matrice pour ne pas redevenir orphelines. L'atelier #19 nourrit la RACI du #16, il ne crée pas un document parallèle.</w:t>
+        <w:t xml:space="preserve">Intégrer les nouvelles responsabilités au RACI existant : les zones grises clarifiées rejoignent la matrice pour ne pas redevenir orphelines. L'atelier #19 nourrit la RACI du notre matrice RACI delivery, il ne crée pas un document parallèle.</w:t>
       </w:r>
     </w:p>
     <w:p>
